--- a/summary.docx
+++ b/summary.docx
@@ -41,7 +41,7 @@
         <w:spacing w:after="120"/>
       </w:pPr>
       <w:r>
-        <w:t xml:space="preserve">We built a predictive model to identify which employees are most likely to leave the company, using historical HR data. The goal is to help HR move from reacting to resignations after they happen, to proactively identifying and supporting at-risk employees before they decide to leave.</w:t>
+        <w:t>I built a predictive model to identify which employees are most likely to leave the company, using historical HR data. The goal is to help HR move from reacting to resignations after they happen, to proactively identifying and supporting at-risk employees before they decide to leave.</w:t>
       </w:r>
     </w:p>
     <w:p>
@@ -165,7 +165,7 @@
         <w:spacing w:after="120"/>
       </w:pPr>
       <w:r>
-        <w:t xml:space="preserve">We tested three different modeling approaches (Logistic Regression, Random Forest, and Gradient Boosting). Logistic Regression was selected as the best model. It was chosen not for its raw accuracy, but because it strikes the best balance between accuracy and catching the employees who actually go on to leave — the metric that matters most for a retention program.</w:t>
+        <w:t>I tested three different modeling approaches (Logistic Regression, Random Forest, and Gradient Boosting). Logistic Regression was selected as the best model. It was chosen not for its raw accuracy, but because it strikes the best balance between accuracy and catching the employees who actually go on to leave — the metric that matters most for a retention program.</w:t>
       </w:r>
     </w:p>
     <w:tbl>
@@ -529,7 +529,7 @@
         <w:spacing w:after="40"/>
       </w:pPr>
       <w:r>
-        <w:t xml:space="preserve">This model identifies patterns associated with attrition, but it cannot prove that changing one factor (e.g., reducing overtime) will cause attrition to drop by a specific amount. We recommend piloting any policy change with a small group before rolling it out company-wide.</w:t>
+        <w:t>This model identifies patterns associated with attrition, but it cannot prove that changing one factor (e.g., reducing overtime) will cause attrition to drop by a specific amount. I recommend piloting any policy change with a small group before rolling it out company-wide.</w:t>
       </w:r>
     </w:p>
     <w:sectPr>
